--- a/docx/ru/BUFRCREX_CodeFlag_ru_33.docx
+++ b/docx/ru/BUFRCREX_CodeFlag_ru_33.docx
@@ -9838,7 +9838,7 @@
                 <w:b w:val="0"/>
                 <w:sz w:val="16"/>
               </w:rPr>
-              <w:t>(см. примечание 2)</w:t>
+              <w:t>Note 26: Биты 2-21 использованы для HIRS, но только биты 2-16 использованы для AMSU-А и биты 2-6 для AMSU-В.</w:t>
             </w:r>
           </w:p>
         </w:tc>
@@ -21065,7 +21065,7 @@
                 <w:b w:val="0"/>
                 <w:sz w:val="16"/>
               </w:rPr>
-              <w:t>(см. примечание 1)</w:t>
+              <w:t>Note 72: Для дескриптора 0 01 022 строка символов, представляющая «Название синоптической характеристики», должна быть в форме: «Тип явления» — «Местоположение или географическое название» (например: «вулкан — Попокатепетль», «пожар на нефтяной скважине — Кувейт»).</w:t>
             </w:r>
           </w:p>
         </w:tc>
@@ -21115,7 +21115,7 @@
                 <w:b w:val="0"/>
                 <w:sz w:val="16"/>
               </w:rPr>
-              <w:t>(см. примечание 2)</w:t>
+              <w:t>Note 83: Суммарная УФ-радиация (0 14 072) — УФ-энергия, интегрированная за указанный период для указанной спектральной полосы. Дескриптору 0 14 072 должен предшествовать дескриптор временного периода, а также рабочая длина волны спектрографа (0 02 071) и ширина диапазона спектрографа (0 02 072). Например, если дескриптор 0 14 072 используется для суммарной УФ-В радиации, то дескрипторы 0 02 071 и 0 02 072 должны указывать спектральную полосу 280–315 нм.</w:t>
             </w:r>
           </w:p>
         </w:tc>
@@ -21398,7 +21398,7 @@
                 <w:b w:val="0"/>
                 <w:sz w:val="16"/>
               </w:rPr>
-              <w:t>(см. примечание)</w:t>
+              <w:t>Note 71: Идентичность процессора или системы обнаружения местоположения вспышки для определения места развития события в многоинтегрированной системе. Обычно значение составляет 1.</w:t>
             </w:r>
           </w:p>
         </w:tc>
@@ -21448,7 +21448,7 @@
                 <w:b w:val="0"/>
                 <w:sz w:val="16"/>
               </w:rPr>
-              <w:t>(см. примечание)</w:t>
+              <w:t>Note 71: Идентичность процессора или системы обнаружения местоположения вспышки для определения места развития события в многоинтегрированной системе. Обычно значение составляет 1.</w:t>
             </w:r>
           </w:p>
         </w:tc>
@@ -21731,7 +21731,7 @@
                 <w:b w:val="0"/>
                 <w:sz w:val="16"/>
               </w:rPr>
-              <w:t>(см. примечание 1)</w:t>
+              <w:t>Note 68: Превышение следует использовать только для установленного местоположения и пеленга, азимута или расстояния; оно не должно переопределять это местоположение.</w:t>
             </w:r>
           </w:p>
         </w:tc>
@@ -21879,7 +21879,7 @@
                 <w:b w:val="0"/>
                 <w:sz w:val="16"/>
               </w:rPr>
-              <w:t>(см. примечание 2)</w:t>
+              <w:t>Note 67: Данная последовательность исключена, поскольку в ней содержится исключенная последовательность 3 09 030; вместо 3 09 040, 3 09 041, 3 09 042, 3 09 043 и 3 09 044 должны использоваться соответственно последовательности 3 09 045, 3 09 046, 3 09 047, 3 09 048 и 3 09 049.</w:t>
             </w:r>
           </w:p>
         </w:tc>
@@ -21978,7 +21978,7 @@
                 <w:b w:val="0"/>
                 <w:sz w:val="16"/>
               </w:rPr>
-              <w:t>(см. примечание 3)</w:t>
+              <w:t>Note 73: Для неизменной синоптической характеристики как направление перемещения синоптической характеристики (0 19 005), так и скорость перемещения синоптической характеристики (0 19 006) должны быть обозначены как 0.</w:t>
             </w:r>
           </w:p>
         </w:tc>
@@ -22028,7 +22028,7 @@
                 <w:b w:val="0"/>
                 <w:sz w:val="16"/>
               </w:rPr>
-              <w:t>(см. примечание 4)</w:t>
+              <w:t>Note 70: Данные первого порядка указывают величины с аналогичными пределами и теми же размерами, что и соответствующие сообщенные данные (например, максимальные, минимальные, средние и т. д.)</w:t>
             </w:r>
           </w:p>
         </w:tc>
@@ -22078,7 +22078,7 @@
                 <w:b w:val="0"/>
                 <w:sz w:val="16"/>
               </w:rPr>
-              <w:t>(см. примечание 5)</w:t>
+              <w:t>Note 69: Излучательная способность — это соотношение между количеством энергии, излучаемой конкретным объектом и количеством энергии, которая излучалась бы черным телом при той же температуре (т. е. функция Планка). Умножение на 100 дает процентную долю (и одновременно обеспечивает две цифры точности).</w:t>
             </w:r>
           </w:p>
         </w:tc>
@@ -22128,7 +22128,7 @@
                 <w:b w:val="0"/>
                 <w:sz w:val="16"/>
               </w:rPr>
-              <w:t>(см. примечание 6)</w:t>
+              <w:t>Note 87: Высота площадки станции над средним уровнем моря определяется как высота над средним уровнем моря участка земли, на котором стоит осадкомер, или, в случае отсутствия осадкомера, площадки под метеорологической будкой. Если нет ни осадкомера, ни будки, то это средний уровень поверхности вблизи от станции (ссылка: Руководство по метеорологическим приборам и методам наблюдений (ВМО-№ 8), 1996 г.).</w:t>
             </w:r>
           </w:p>
         </w:tc>
@@ -22178,7 +22178,7 @@
                 <w:b w:val="0"/>
                 <w:sz w:val="16"/>
               </w:rPr>
-              <w:t>(см. примечание 7)</w:t>
+              <w:t>Note 86: Высота датчика над поверхностью воды — это высота датчика над водной поверхностью моря или озера. Этот дескриптор не определяет по-новому дескриптор 0 07 030 или 0 07 032. Ранее определенное значение 0 07 033 может быть отменено за счет установки 0 07 033 на «отсутствующее значение».</w:t>
             </w:r>
           </w:p>
         </w:tc>

--- a/docx/ru/BUFRCREX_CodeFlag_ru_33.docx
+++ b/docx/ru/BUFRCREX_CodeFlag_ru_33.docx
@@ -22,7 +22,7 @@
           <w:b/>
           <w:sz w:val="18"/>
         </w:rPr>
-        <w:t>033002  Информация о качестве</w:t>
+        <w:t>0 33 002  Информация о качестве</w:t>
       </w:r>
     </w:p>
     <w:tbl>
@@ -309,7 +309,7 @@
           <w:b/>
           <w:sz w:val="18"/>
         </w:rPr>
-        <w:t>033003  Информация о качестве</w:t>
+        <w:t>0 33 003  Информация о качестве</w:t>
       </w:r>
     </w:p>
     <w:tbl>
@@ -694,7 +694,7 @@
           <w:b/>
           <w:sz w:val="18"/>
         </w:rPr>
-        <w:t>033005  Информация о качестве (данные АМС)</w:t>
+        <w:t>0 33 005  Информация о качестве (данные АМС)</w:t>
       </w:r>
     </w:p>
     <w:tbl>
@@ -2010,7 +2010,7 @@
           <w:b/>
           <w:sz w:val="18"/>
         </w:rPr>
-        <w:t>033006  Информация о состоянии внутренних измерений (АМС)</w:t>
+        <w:t>0 33 006  Информация о состоянии внутренних измерений (АМС)</w:t>
       </w:r>
     </w:p>
     <w:tbl>
@@ -2395,7 +2395,7 @@
           <w:b/>
           <w:sz w:val="18"/>
         </w:rPr>
-        <w:t>033015  Указатель проверки качества данных</w:t>
+        <w:t>0 33 015  Указатель проверки качества данных</w:t>
       </w:r>
     </w:p>
     <w:tbl>
@@ -3319,7 +3319,7 @@
           <w:b/>
           <w:sz w:val="18"/>
         </w:rPr>
-        <w:t>033020  Указание контроля качества значения последующей величины</w:t>
+        <w:t>0 33 020  Указание контроля качества значения последующей величины</w:t>
       </w:r>
     </w:p>
     <w:tbl>
@@ -3802,7 +3802,7 @@
           <w:b/>
           <w:sz w:val="18"/>
         </w:rPr>
-        <w:t>033021  Качество последующей величины</w:t>
+        <w:t>0 33 021  Качество последующей величины</w:t>
       </w:r>
     </w:p>
     <w:tbl>
@@ -4089,7 +4089,7 @@
           <w:b/>
           <w:sz w:val="18"/>
         </w:rPr>
-        <w:t>033022  Качество передачи спутником данных с буев</w:t>
+        <w:t>0 33 022  Качество передачи спутником данных с буев</w:t>
       </w:r>
     </w:p>
     <w:tbl>
@@ -4376,7 +4376,7 @@
           <w:b/>
           <w:sz w:val="18"/>
         </w:rPr>
-        <w:t>033023  Качество местоположения буя</w:t>
+        <w:t>0 33 023  Качество местоположения буя</w:t>
       </w:r>
     </w:p>
     <w:tbl>
@@ -4663,7 +4663,7 @@
           <w:b/>
           <w:sz w:val="18"/>
         </w:rPr>
-        <w:t>033024  Отметка качества превышения станции (для подвижных станций)</w:t>
+        <w:t>0 33 024  Отметка качества превышения станции (для подвижных станций)</w:t>
       </w:r>
     </w:p>
     <w:tbl>
@@ -5293,7 +5293,7 @@
           <w:b/>
           <w:sz w:val="18"/>
         </w:rPr>
-        <w:t>033025  Указатель интерполированных значений ACARS</w:t>
+        <w:t>0 33 025  Указатель интерполированных значений ACARS</w:t>
       </w:r>
     </w:p>
     <w:tbl>
@@ -5678,7 +5678,7 @@
           <w:b/>
           <w:sz w:val="18"/>
         </w:rPr>
-        <w:t>033026  Качество данных о влажности</w:t>
+        <w:t>0 33 026  Качество данных о влажности</w:t>
       </w:r>
     </w:p>
     <w:tbl>
@@ -6651,7 +6651,7 @@
           <w:b/>
           <w:sz w:val="18"/>
         </w:rPr>
-        <w:t>033027  Класс качества местоположения (длина радиуса с достоверностью в 66 %)</w:t>
+        <w:t>0 33 027  Класс качества местоположения (длина радиуса с достоверностью в 66 %)</w:t>
       </w:r>
     </w:p>
     <w:tbl>
@@ -7085,7 +7085,7 @@
           <w:b/>
           <w:sz w:val="18"/>
         </w:rPr>
-        <w:t>033028  Общее качество моментального снимка</w:t>
+        <w:t>0 33 028  Общее качество моментального снимка</w:t>
       </w:r>
     </w:p>
     <w:tbl>
@@ -7470,7 +7470,7 @@
           <w:b/>
           <w:sz w:val="18"/>
         </w:rPr>
-        <w:t>033030  Флаги статуса сканирующей строки ATOVS</w:t>
+        <w:t>0 33 030  Флаги статуса сканирующей строки ATOVS</w:t>
       </w:r>
     </w:p>
     <w:tbl>
@@ -8002,7 +8002,7 @@
           <w:b/>
           <w:sz w:val="18"/>
         </w:rPr>
-        <w:t>033031  Флаги качества сканирующей строки ATOVS</w:t>
+        <w:t>0 33 031  Флаги качества сканирующей строки ATOVS</w:t>
       </w:r>
     </w:p>
     <w:tbl>
@@ -9220,7 +9220,7 @@
           <w:b/>
           <w:sz w:val="18"/>
         </w:rPr>
-        <w:t>033032  Флаги качества каналов ATOVS</w:t>
+        <w:t>0 33 032  Флаги качества каналов ATOVS</w:t>
       </w:r>
     </w:p>
     <w:tbl>
@@ -9752,7 +9752,7 @@
           <w:b/>
           <w:sz w:val="18"/>
         </w:rPr>
-        <w:t>033033  Флаги качества поля зрения ATOVS</w:t>
+        <w:t>0 33 033  Флаги качества поля зрения ATOVS</w:t>
       </w:r>
     </w:p>
     <w:tbl>
@@ -10089,7 +10089,7 @@
           <w:b/>
           <w:sz w:val="18"/>
         </w:rPr>
-        <w:t>033035  Ручной/автоматический контроль качества</w:t>
+        <w:t>0 33 035  Ручной/автоматический контроль качества</w:t>
       </w:r>
     </w:p>
     <w:tbl>
@@ -10719,7 +10719,7 @@
           <w:b/>
           <w:sz w:val="18"/>
         </w:rPr>
-        <w:t>033037  Коэффициент корреляции ветра</w:t>
+        <w:t>0 33 037  Коэффициент корреляции ветра</w:t>
       </w:r>
     </w:p>
     <w:tbl>
@@ -11790,7 +11790,7 @@
           <w:b/>
           <w:sz w:val="18"/>
         </w:rPr>
-        <w:t>033038  Флаги качества для данных наземных ГЛОНАСС</w:t>
+        <w:t>0 33 038  Флаги качества для данных наземных ГЛОНАСС</w:t>
       </w:r>
     </w:p>
     <w:tbl>
@@ -12371,7 +12371,7 @@
           <w:b/>
           <w:sz w:val="18"/>
         </w:rPr>
-        <w:t>033039  Флаги качества для данных о радиозатмении</w:t>
+        <w:t>0 33 039  Флаги качества для данных о радиозатмении</w:t>
       </w:r>
     </w:p>
     <w:tbl>
@@ -13001,7 +13001,7 @@
           <w:b/>
           <w:sz w:val="18"/>
         </w:rPr>
-        <w:t>033041  Атрибут следующего значения</w:t>
+        <w:t>0 33 041  Атрибут следующего значения</w:t>
       </w:r>
     </w:p>
     <w:tbl>
@@ -13288,7 +13288,7 @@
           <w:b/>
           <w:sz w:val="18"/>
         </w:rPr>
-        <w:t>033042  Тип предела, представленный последующим значением</w:t>
+        <w:t>0 33 042  Тип предела, представленный последующим значением</w:t>
       </w:r>
     </w:p>
     <w:tbl>
@@ -13673,7 +13673,7 @@
           <w:b/>
           <w:sz w:val="18"/>
         </w:rPr>
-        <w:t>033043  Достоверность AST (средняя температура поверхности)</w:t>
+        <w:t>0 33 043  Достоверность AST (средняя температура поверхности)</w:t>
       </w:r>
     </w:p>
     <w:tbl>
@@ -14058,7 +14058,7 @@
           <w:b/>
           <w:sz w:val="18"/>
         </w:rPr>
-        <w:t>033044  Информация о качестве данных ASAR (усовершенствованный радиолокатор с синтезированной апертурой)</w:t>
+        <w:t>0 33 044  Информация о качестве данных ASAR (усовершенствованный радиолокатор с синтезированной апертурой)</w:t>
       </w:r>
     </w:p>
     <w:tbl>
@@ -14884,7 +14884,7 @@
           <w:b/>
           <w:sz w:val="18"/>
         </w:rPr>
-        <w:t>033047  Данные о достоверности измерений</w:t>
+        <w:t>0 33 047  Данные о достоверности измерений</w:t>
       </w:r>
     </w:p>
     <w:tbl>
@@ -16396,7 +16396,7 @@
           <w:b/>
           <w:sz w:val="18"/>
         </w:rPr>
-        <w:t>033048  Мера достоверности инверсии РСА</w:t>
+        <w:t>0 33 048  Мера достоверности инверсии РСА</w:t>
       </w:r>
     </w:p>
     <w:tbl>
@@ -16683,7 +16683,7 @@
           <w:b/>
           <w:sz w:val="18"/>
         </w:rPr>
-        <w:t>033049  Мера достоверности восстановленного значения ветра</w:t>
+        <w:t>0 33 049  Мера достоверности восстановленного значения ветра</w:t>
       </w:r>
     </w:p>
     <w:tbl>
@@ -16970,7 +16970,7 @@
           <w:b/>
           <w:sz w:val="18"/>
         </w:rPr>
-        <w:t>033050  Общий флаг качества ГТСПП</w:t>
+        <w:t>0 33 050  Общий флаг качества ГТСПП</w:t>
       </w:r>
     </w:p>
     <w:tbl>
@@ -17600,7 +17600,7 @@
           <w:b/>
           <w:sz w:val="18"/>
         </w:rPr>
-        <w:t>033052  Качество вторичного прослеживания океана в полосе частот S</w:t>
+        <w:t>0 33 052  Качество вторичного прослеживания океана в полосе частот S</w:t>
       </w:r>
     </w:p>
     <w:tbl>
@@ -17789,7 +17789,7 @@
           <w:b/>
           <w:sz w:val="18"/>
         </w:rPr>
-        <w:t>033053  Качество вторичного прослеживания океана в полосе частот Ku</w:t>
+        <w:t>0 33 053  Качество вторичного прослеживания океана в полосе частот Ku</w:t>
       </w:r>
     </w:p>
     <w:tbl>
@@ -17978,7 +17978,7 @@
           <w:b/>
           <w:sz w:val="18"/>
         </w:rPr>
-        <w:t>033060  GqisFlagQual — индивидуальный флаг качества системы IASI</w:t>
+        <w:t>0 33 060  GqisFlagQual — индивидуальный флаг качества системы IASI</w:t>
       </w:r>
     </w:p>
     <w:tbl>
@@ -18265,7 +18265,7 @@
           <w:b/>
           <w:sz w:val="18"/>
         </w:rPr>
-        <w:t>033066  Флаг качества ВАЦ</w:t>
+        <w:t>0 33 066  Флаг качества ВАЦ</w:t>
       </w:r>
     </w:p>
     <w:tbl>
@@ -18552,7 +18552,7 @@
           <w:b/>
           <w:sz w:val="18"/>
         </w:rPr>
-        <w:t>033070  Качество измерений общего содержания озона</w:t>
+        <w:t>0 33 070  Качество измерений общего содержания озона</w:t>
       </w:r>
     </w:p>
     <w:tbl>
@@ -19378,7 +19378,7 @@
           <w:b/>
           <w:sz w:val="18"/>
         </w:rPr>
-        <w:t>033071  Качество измерений профиля озона</w:t>
+        <w:t>0 33 071  Качество измерений профиля озона</w:t>
       </w:r>
     </w:p>
     <w:tbl>
@@ -20008,7 +20008,7 @@
           <w:b/>
           <w:sz w:val="18"/>
         </w:rPr>
-        <w:t>033072  Ошибка в измерении озона</w:t>
+        <w:t>0 33 072  Ошибка в измерении озона</w:t>
       </w:r>
     </w:p>
     <w:tbl>
@@ -21030,7 +21030,7 @@
           <w:b/>
           <w:sz w:val="18"/>
         </w:rPr>
-        <w:t>033075  Флаги качества на уровне сканирования</w:t>
+        <w:t>0 33 075  Флаги качества на уровне сканирования</w:t>
       </w:r>
     </w:p>
     <w:tbl>
@@ -21466,7 +21466,7 @@
           <w:b/>
           <w:sz w:val="18"/>
         </w:rPr>
-        <w:t>033076  Флаги качества калибровки</w:t>
+        <w:t>0 33 076  Флаги качества калибровки</w:t>
       </w:r>
     </w:p>
     <w:tbl>
@@ -21755,7 +21755,7 @@
           <w:b/>
           <w:sz w:val="18"/>
         </w:rPr>
-        <w:t>033077  Флаги качества поля зрения</w:t>
+        <w:t>0 33 077  Флаги качества поля зрения</w:t>
       </w:r>
     </w:p>
     <w:tbl>
@@ -22539,7 +22539,7 @@
           <w:b/>
           <w:sz w:val="18"/>
         </w:rPr>
-        <w:t>033078  Качество геоположения</w:t>
+        <w:t>0 33 078  Качество геоположения</w:t>
       </w:r>
     </w:p>
     <w:tbl>
@@ -22924,7 +22924,7 @@
           <w:b/>
           <w:sz w:val="18"/>
         </w:rPr>
-        <w:t>033079  Флаги качества на уровне гранул</w:t>
+        <w:t>0 33 079  Флаги качества на уровне гранул</w:t>
       </w:r>
     </w:p>
     <w:tbl>
@@ -23603,7 +23603,7 @@
           <w:b/>
           <w:sz w:val="18"/>
         </w:rPr>
-        <w:t>033080  Флаги качества на уровне сканирования</w:t>
+        <w:t>0 33 080  Флаги качества на уровне сканирования</w:t>
       </w:r>
     </w:p>
     <w:tbl>
@@ -24429,7 +24429,7 @@
           <w:b/>
           <w:sz w:val="18"/>
         </w:rPr>
-        <w:t>033081  Флаги качества данных канала</w:t>
+        <w:t>0 33 081  Флаги качества данных канала</w:t>
       </w:r>
     </w:p>
     <w:tbl>
@@ -25059,7 +25059,7 @@
           <w:b/>
           <w:sz w:val="18"/>
         </w:rPr>
-        <w:t>033082  Флаги качества геоположения</w:t>
+        <w:t>0 33 082  Флаги качества геоположения</w:t>
       </w:r>
     </w:p>
     <w:tbl>
@@ -25738,7 +25738,7 @@
           <w:b/>
           <w:sz w:val="18"/>
         </w:rPr>
-        <w:t>033083  Флаги качества данных по излучению</w:t>
+        <w:t>0 33 083  Флаги качества данных по излучению</w:t>
       </w:r>
     </w:p>
     <w:tbl>
@@ -26417,7 +26417,7 @@
           <w:b/>
           <w:sz w:val="18"/>
         </w:rPr>
-        <w:t>033084  Флаг качества уровня элемента изображения</w:t>
+        <w:t>0 33 084  Флаг качества уровня элемента изображения</w:t>
       </w:r>
     </w:p>
     <w:tbl>
@@ -27096,7 +27096,7 @@
           <w:b/>
           <w:sz w:val="18"/>
         </w:rPr>
-        <w:t>033085  Флаги качества оптической плотности аэрозоля</w:t>
+        <w:t>0 33 085  Флаги качества оптической плотности аэрозоля</w:t>
       </w:r>
     </w:p>
     <w:tbl>
@@ -27971,7 +27971,7 @@
           <w:b/>
           <w:sz w:val="18"/>
         </w:rPr>
-        <w:t>033086  Качество воспроизведения на уровне элемента изображения</w:t>
+        <w:t>0 33 086  Качество воспроизведения на уровне элемента изображения</w:t>
       </w:r>
     </w:p>
     <w:tbl>
@@ -28356,7 +28356,7 @@
           <w:b/>
           <w:sz w:val="18"/>
         </w:rPr>
-        <w:t>033087  Участок орбиты спутника в пределах Южно-атлантической аномалии (на основе климатологических данных)</w:t>
+        <w:t>0 33 087  Участок орбиты спутника в пределах Южно-атлантической аномалии (на основе климатологических данных)</w:t>
       </w:r>
     </w:p>
     <w:tbl>
@@ -28986,7 +28986,7 @@
           <w:b/>
           <w:sz w:val="18"/>
         </w:rPr>
-        <w:t>033088  Флаги качества общего содержания озона в столбе атмосферы</w:t>
+        <w:t>0 33 088  Флаги качества общего содержания озона в столбе атмосферы</w:t>
       </w:r>
     </w:p>
     <w:tbl>
@@ -29763,7 +29763,7 @@
           <w:b/>
           <w:sz w:val="18"/>
         </w:rPr>
-        <w:t>033092  Флаг качества океана для специфической полосы частот</w:t>
+        <w:t>0 33 092  Флаг качества океана для специфической полосы частот</w:t>
       </w:r>
     </w:p>
     <w:tbl>

--- a/docx/ru/BUFRCREX_CodeFlag_ru_33.docx
+++ b/docx/ru/BUFRCREX_CodeFlag_ru_33.docx
@@ -9749,6 +9749,16 @@
         </w:tc>
       </w:tr>
     </w:tbl>
+    <w:p>
+      <w:r>
+        <w:rPr>
+          <w:rFonts w:ascii="Verdana" w:hAnsi="Verdana"/>
+          <w:i/>
+          <w:sz w:val="14"/>
+        </w:rPr>
+        <w:t>Note 49: Если бит установлен на 1, указание действительно.</w:t>
+      </w:r>
+    </w:p>
     <w:p/>
     <w:p>
       <w:r>
@@ -11252,6 +11262,46 @@
         </w:tc>
       </w:tr>
     </w:tbl>
+    <w:p>
+      <w:r>
+        <w:rPr>
+          <w:rFonts w:ascii="Verdana" w:hAnsi="Verdana"/>
+          <w:i/>
+          <w:sz w:val="14"/>
+        </w:rPr>
+        <w:t>Note 24: Биты 1-4 представляют код погрешности времени. В том случае, когда все биты установлены на 0, это означает, что время сканирования соответствует предсказанному времени.</w:t>
+      </w:r>
+    </w:p>
+    <w:p>
+      <w:r>
+        <w:rPr>
+          <w:rFonts w:ascii="Verdana" w:hAnsi="Verdana"/>
+          <w:i/>
+          <w:sz w:val="14"/>
+        </w:rPr>
+        <w:t>Note 25: Биты 11-17 представляют код погрешности географического местоположения. В том случае, когда все биты установлены на 0, это означает, что географическое местоположение является нормальным.</w:t>
+      </w:r>
+    </w:p>
+    <w:p>
+      <w:r>
+        <w:rPr>
+          <w:rFonts w:ascii="Verdana" w:hAnsi="Verdana"/>
+          <w:i/>
+          <w:sz w:val="14"/>
+        </w:rPr>
+        <w:t>Note 27: Биты 5-10 представляют код погрешности калибровки. В том случае, когда все биты установлены на 0, это означает, что калибровка нормальная. В том случае, когда тот или иной из битов 5, 7 и 10 установлен на 1, это означает, что были использованы вторичные коэффициенты калибровки.</w:t>
+      </w:r>
+    </w:p>
+    <w:p>
+      <w:r>
+        <w:rPr>
+          <w:rFonts w:ascii="Verdana" w:hAnsi="Verdana"/>
+          <w:i/>
+          <w:sz w:val="14"/>
+        </w:rPr>
+        <w:t>Note 49: Если бит установлен на 1, указание действительно.</w:t>
+      </w:r>
+    </w:p>
     <w:p/>
     <w:p>
       <w:r>
@@ -11901,6 +11951,16 @@
         </w:tc>
       </w:tr>
     </w:tbl>
+    <w:p>
+      <w:r>
+        <w:rPr>
+          <w:rFonts w:ascii="Verdana" w:hAnsi="Verdana"/>
+          <w:i/>
+          <w:sz w:val="14"/>
+        </w:rPr>
+        <w:t>Note 17: Если все биты установлены на 0, это означает, что калибровка правильная.</w:t>
+      </w:r>
+    </w:p>
     <w:p/>
     <w:p>
       <w:r>
@@ -12307,6 +12367,16 @@
         </w:tc>
       </w:tr>
     </w:tbl>
+    <w:p>
+      <w:r>
+        <w:rPr>
+          <w:rFonts w:ascii="Verdana" w:hAnsi="Verdana"/>
+          <w:i/>
+          <w:sz w:val="14"/>
+        </w:rPr>
+        <w:t>Note 17: Если все биты установлены на 0, это означает, что калибровка правильная.</w:t>
+      </w:r>
+    </w:p>
     <w:p/>
     <w:p>
       <w:r>
@@ -16223,6 +16293,16 @@
         </w:tc>
       </w:tr>
     </w:tbl>
+    <w:p>
+      <w:r>
+        <w:rPr>
+          <w:rFonts w:ascii="Verdana" w:hAnsi="Verdana"/>
+          <w:i/>
+          <w:sz w:val="14"/>
+        </w:rPr>
+        <w:t>Note 85: Данный дескриптор будет связан с данными по видимости или высоте облаков для указания того, что значение является граничным. Если передаваемое значение является истинным, то кодовая цифра равна нулю. Однако измерение может попасть в предел измерительной способности прибора. Если передаваемое значение больше, чем истинное значение, то кодовая цифра будет равна 1, если передаваемое значение меньше истинного значения, то кодовая цифра будет равна 2.</w:t>
+      </w:r>
+    </w:p>
     <w:p/>
     <w:p>
       <w:r>
@@ -36703,517 +36783,6 @@
       </w:tr>
     </w:tbl>
     <w:p/>
-    <w:p/>
-    <w:p>
-      <w:r>
-        <w:rPr>
-          <w:rFonts w:ascii="Verdana" w:hAnsi="Verdana"/>
-          <w:i/>
-          <w:sz w:val="14"/>
-        </w:rPr>
-        <w:t>Note 2: «Ясно» или «сплошная облачность» кодируются соответственно цифрами 0 и 8.</w:t>
-      </w:r>
-    </w:p>
-    <w:p>
-      <w:r>
-        <w:rPr>
-          <w:rFonts w:ascii="Verdana" w:hAnsi="Verdana"/>
-          <w:i/>
-          <w:sz w:val="14"/>
-        </w:rPr>
-        <w:t>Note 5: (0 = хорошее; 1 = плохое)</w:t>
-      </w:r>
-    </w:p>
-    <w:p>
-      <w:r>
-        <w:rPr>
-          <w:rFonts w:ascii="Verdana" w:hAnsi="Verdana"/>
-          <w:i/>
-          <w:sz w:val="14"/>
-        </w:rPr>
-        <w:t>Note 6: (См. общую кодовую таблицу С-1 в части С/с.)</w:t>
-      </w:r>
-    </w:p>
-    <w:p>
-      <w:r>
-        <w:rPr>
-          <w:rFonts w:ascii="Verdana" w:hAnsi="Verdana"/>
-          <w:i/>
-          <w:sz w:val="14"/>
-        </w:rPr>
-        <w:t>Note 7: (См. общую кодовую таблицу С-2 в части С/с.)</w:t>
-      </w:r>
-    </w:p>
-    <w:p>
-      <w:r>
-        <w:rPr>
-          <w:rFonts w:ascii="Verdana" w:hAnsi="Verdana"/>
-          <w:i/>
-          <w:sz w:val="14"/>
-        </w:rPr>
-        <w:t>Note 8: (См. общую кодовую таблицу С-3)</w:t>
-      </w:r>
-    </w:p>
-    <w:p>
-      <w:r>
-        <w:rPr>
-          <w:rFonts w:ascii="Verdana" w:hAnsi="Verdana"/>
-          <w:i/>
-          <w:sz w:val="14"/>
-        </w:rPr>
-        <w:t>Note 9: (См. общую кодовую таблицу С-4)</w:t>
-      </w:r>
-    </w:p>
-    <w:p>
-      <w:r>
-        <w:rPr>
-          <w:rFonts w:ascii="Verdana" w:hAnsi="Verdana"/>
-          <w:i/>
-          <w:sz w:val="14"/>
-        </w:rPr>
-        <w:t>Note 10: (См. общую кодовую таблицу С-5 в части С/с.)</w:t>
-      </w:r>
-    </w:p>
-    <w:p>
-      <w:r>
-        <w:rPr>
-          <w:rFonts w:ascii="Verdana" w:hAnsi="Verdana"/>
-          <w:i/>
-          <w:sz w:val="14"/>
-        </w:rPr>
-        <w:t>Note 11: (См. общую кодовую таблицу С-7 в части С/с.)</w:t>
-      </w:r>
-    </w:p>
-    <w:p>
-      <w:r>
-        <w:rPr>
-          <w:rFonts w:ascii="Verdana" w:hAnsi="Verdana"/>
-          <w:i/>
-          <w:sz w:val="14"/>
-        </w:rPr>
-        <w:t>Note 12: (См. общую кодовую таблицу С-8 в части С/с.)</w:t>
-      </w:r>
-    </w:p>
-    <w:p>
-      <w:r>
-        <w:rPr>
-          <w:rFonts w:ascii="Verdana" w:hAnsi="Verdana"/>
-          <w:i/>
-          <w:sz w:val="14"/>
-        </w:rPr>
-        <w:t>Note 14: (Будет определено самими центрами — см. общую кодовую таблицу С-12 в части С/с.)</w:t>
-      </w:r>
-    </w:p>
-    <w:p>
-      <w:r>
-        <w:rPr>
-          <w:rFonts w:ascii="Verdana" w:hAnsi="Verdana"/>
-          <w:i/>
-          <w:sz w:val="14"/>
-        </w:rPr>
-        <w:t>Note 15: (Будут разработаны)</w:t>
-      </w:r>
-    </w:p>
-    <w:p>
-      <w:r>
-        <w:rPr>
-          <w:rFonts w:ascii="Verdana" w:hAnsi="Verdana"/>
-          <w:i/>
-          <w:sz w:val="14"/>
-        </w:rPr>
-        <w:t>Note 16: Последовательность двух или более пар координат местоположения, таких как широта и долгота, определяет линию или многоугольник. Точки следует соединять в соответствии с порядком, данным в сообщении. Любая описываемая зона будет расположена слева от проведенной границы в направлении, установленном порядком, данным в сообщении. Это определение применяется к простым непересекающимся многоугольникам, без пробелов.</w:t>
-      </w:r>
-    </w:p>
-    <w:p>
-      <w:r>
-        <w:rPr>
-          <w:rFonts w:ascii="Verdana" w:hAnsi="Verdana"/>
-          <w:i/>
-          <w:sz w:val="14"/>
-        </w:rPr>
-        <w:t>Note 17: Если все биты установлены на 0, это означает, что калибровка правильная.</w:t>
-      </w:r>
-    </w:p>
-    <w:p>
-      <w:r>
-        <w:rPr>
-          <w:rFonts w:ascii="Verdana" w:hAnsi="Verdana"/>
-          <w:i/>
-          <w:sz w:val="14"/>
-        </w:rPr>
-        <w:t>Note 18: Все статистические данные первого порядка выражены в единицах измерения, определенных первоначальными дескрипторами данных.</w:t>
-      </w:r>
-    </w:p>
-    <w:p>
-      <w:r>
-        <w:rPr>
-          <w:rFonts w:ascii="Verdana" w:hAnsi="Verdana"/>
-          <w:i/>
-          <w:sz w:val="14"/>
-        </w:rPr>
-        <w:t>Note 19: Значимость ассоциированного поля должна использоваться на первоначальном этапе совместно с качеством данных наблюдений.</w:t>
-      </w:r>
-    </w:p>
-    <w:p>
-      <w:r>
-        <w:rPr>
-          <w:rFonts w:ascii="Verdana" w:hAnsi="Verdana"/>
-          <w:i/>
-          <w:sz w:val="14"/>
-        </w:rPr>
-        <w:t>Note 21: Начиная с позиции первого бита (бит старшего разряда), при приведении бита к цифре 1 канал используется. Если бит приводится к нулю, канал не используется.</w:t>
-      </w:r>
-    </w:p>
-    <w:p>
-      <w:r>
-        <w:rPr>
-          <w:rFonts w:ascii="Verdana" w:hAnsi="Verdana"/>
-          <w:i/>
-          <w:sz w:val="14"/>
-        </w:rPr>
-        <w:t>Note 23: Битовые флаги показывают прибор и/или каналы, используемые при получении различных физических параметров. Если в какой-либо группе параметров все биты = 0, то для этого параметра или группы параметров не производилась обработка.</w:t>
-      </w:r>
-    </w:p>
-    <w:p>
-      <w:r>
-        <w:rPr>
-          <w:rFonts w:ascii="Verdana" w:hAnsi="Verdana"/>
-          <w:i/>
-          <w:sz w:val="14"/>
-        </w:rPr>
-        <w:t>Note 24: Биты 1-4 представляют код погрешности времени. В том случае, когда все биты установлены на 0, это означает, что время сканирования соответствует предсказанному времени.</w:t>
-      </w:r>
-    </w:p>
-    <w:p>
-      <w:r>
-        <w:rPr>
-          <w:rFonts w:ascii="Verdana" w:hAnsi="Verdana"/>
-          <w:i/>
-          <w:sz w:val="14"/>
-        </w:rPr>
-        <w:t>Note 25: Биты 11-17 представляют код погрешности географического местоположения. В том случае, когда все биты установлены на 0, это означает, что географическое местоположение является нормальным.</w:t>
-      </w:r>
-    </w:p>
-    <w:p>
-      <w:r>
-        <w:rPr>
-          <w:rFonts w:ascii="Verdana" w:hAnsi="Verdana"/>
-          <w:i/>
-          <w:sz w:val="14"/>
-        </w:rPr>
-        <w:t>Note 27: Биты 5-10 представляют код погрешности калибровки. В том случае, когда все биты установлены на 0, это означает, что калибровка нормальная. В том случае, когда тот или иной из битов 5, 7 и 10 установлен на 1, это означает, что были использованы вторичные коэффициенты калибровки.</w:t>
-      </w:r>
-    </w:p>
-    <w:p>
-      <w:r>
-        <w:rPr>
-          <w:rFonts w:ascii="Verdana" w:hAnsi="Verdana"/>
-          <w:i/>
-          <w:sz w:val="14"/>
-        </w:rPr>
-        <w:t>Note 32: Кодовые цифры 1-9: Продолжительность и время измерения течения (векторный или доплеровский метод получения профиля течения).</w:t>
-      </w:r>
-    </w:p>
-    <w:p>
-      <w:r>
-        <w:rPr>
-          <w:rFonts w:ascii="Verdana" w:hAnsi="Verdana"/>
-          <w:i/>
-          <w:sz w:val="14"/>
-        </w:rPr>
-        <w:t>Note 33: Кодовые цифры 11-19: Период измерения течения (дрейфовый метод).</w:t>
-      </w:r>
-    </w:p>
-    <w:p>
-      <w:r>
-        <w:rPr>
-          <w:rFonts w:ascii="Verdana" w:hAnsi="Verdana"/>
-          <w:i/>
-          <w:sz w:val="14"/>
-        </w:rPr>
-        <w:t>Note 34: Средняя часть данной кодовой таблицы (кодовые цифры 100-199) включает термины на нескольких уровнях, которые могут быть использованы для простых и более сложных автоматических станций.</w:t>
-      </w:r>
-    </w:p>
-    <w:p>
-      <w:r>
-        <w:rPr>
-          <w:rFonts w:ascii="Verdana" w:hAnsi="Verdana"/>
-          <w:i/>
-          <w:sz w:val="14"/>
-        </w:rPr>
-        <w:t>Note 35: Дескриптор 0 25 009 исключен. Вместо него следует использовать дескриптор 0 25 029.</w:t>
-      </w:r>
-    </w:p>
-    <w:p>
-      <w:r>
-        <w:rPr>
-          <w:rFonts w:ascii="Verdana" w:hAnsi="Verdana"/>
-          <w:i/>
-          <w:sz w:val="14"/>
-        </w:rPr>
-        <w:t>Note 36: Данные о разностях — это значения разности, размеры которых аналогичны размерам соответствующих сообщаемых значений в отношении единиц измерения, но пределы которых установлены на нуль (например: разность между сообщенными и анализированными значениями, разность между сообщенными и прогнозированными значениями и т. д.).</w:t>
-      </w:r>
-    </w:p>
-    <w:p>
-      <w:r>
-        <w:rPr>
-          <w:rFonts w:ascii="Verdana" w:hAnsi="Verdana"/>
-          <w:i/>
-          <w:sz w:val="14"/>
-        </w:rPr>
-        <w:t>Note 39: EPSG представляет собой набор данных по системам координат и ее преобразованиям, который изначально был создан и поддерживался Европейской группой нефтепоисковых исследований. В настоящее время он поддерживается подкомитетом по геодезии Комитета по геоматике Международной ассоциации производителей нефти и газа.</w:t>
-      </w:r>
-    </w:p>
-    <w:p>
-      <w:r>
-        <w:rPr>
-          <w:rFonts w:ascii="Verdana" w:hAnsi="Verdana"/>
-          <w:i/>
-          <w:sz w:val="14"/>
-        </w:rPr>
-        <w:t>Note 42: Могут быть разработаны дополнительные применения.</w:t>
-      </w:r>
-    </w:p>
-    <w:p>
-      <w:r>
-        <w:rPr>
-          <w:rFonts w:ascii="Verdana" w:hAnsi="Verdana"/>
-          <w:i/>
-          <w:sz w:val="14"/>
-        </w:rPr>
-        <w:t>Note 43: Общие термины обозначения погоды (например: туман, морось) предназначены для использования на автоматических станциях, которые могут определить тип погоды, но не дают никакой другой информации. Общие термины обозначаются в кодовой таблице большими буквами.</w:t>
-      </w:r>
-    </w:p>
-    <w:p>
-      <w:r>
-        <w:rPr>
-          <w:rFonts w:ascii="Verdana" w:hAnsi="Verdana"/>
-          <w:i/>
-          <w:sz w:val="14"/>
-        </w:rPr>
-        <w:t>Note 45: H = Время наблюдения.</w:t>
-      </w:r>
-    </w:p>
-    <w:p>
-      <w:r>
-        <w:rPr>
-          <w:rFonts w:ascii="Verdana" w:hAnsi="Verdana"/>
-          <w:i/>
-          <w:sz w:val="14"/>
-        </w:rPr>
-        <w:t>Note 49: Если бит установлен на 1, указание действительно.</w:t>
-      </w:r>
-    </w:p>
-    <w:p>
-      <w:r>
-        <w:rPr>
-          <w:rFonts w:ascii="Verdana" w:hAnsi="Verdana"/>
-          <w:i/>
-          <w:sz w:val="14"/>
-        </w:rPr>
-        <w:t>Note 50: Определения в кодовых цифрах 0-2 и 4 применяются для обнаженной репрезентативной поверхности почвы, а цифры 3, 5-9 и 10-19 — к открытому репрезентативному району.</w:t>
-      </w:r>
-    </w:p>
-    <w:p>
-      <w:r>
-        <w:rPr>
-          <w:rFonts w:ascii="Verdana" w:hAnsi="Verdana"/>
-          <w:i/>
-          <w:sz w:val="14"/>
-        </w:rPr>
-        <w:t>Note 52: В сводках с автоматических станций следует использовать кодовую цифру 2, когда тенденция является положительной; 7 — отрицательной и 4, когда давление является таким же, как и 3 часа назад.</w:t>
-      </w:r>
-    </w:p>
-    <w:p>
-      <w:r>
-        <w:rPr>
-          <w:rFonts w:ascii="Verdana" w:hAnsi="Verdana"/>
-          <w:i/>
-          <w:sz w:val="14"/>
-        </w:rPr>
-        <w:t>Note 53: В сводках от тропических станций, сообщающих суточные изменения, следует использовать кодовую цифру 2 при положительной тенденции; 7 — при отрицательной тенденции и 4 — в случае, если давление остается таким же, как и за предшествующие 24 часа.</w:t>
-      </w:r>
-    </w:p>
-    <w:p>
-      <w:r>
-        <w:rPr>
-          <w:rFonts w:ascii="Verdana" w:hAnsi="Verdana"/>
-          <w:i/>
-          <w:sz w:val="14"/>
-        </w:rPr>
-        <w:t>Note 54: В данной кодовой таблице всякий раз, когда упоминается лед, это также включает в себя другие твердые осадки, отличные от снега.</w:t>
-      </w:r>
-    </w:p>
-    <w:p>
-      <w:r>
-        <w:rPr>
-          <w:rFonts w:ascii="Verdana" w:hAnsi="Verdana"/>
-          <w:i/>
-          <w:sz w:val="14"/>
-        </w:rPr>
-        <w:t>Note 57: Смешанные осадки обозначаются путем установки на единицу битов всех наблюдаемых самостоятельных типов осадков.</w:t>
-      </w:r>
-    </w:p>
-    <w:p>
-      <w:r>
-        <w:rPr>
-          <w:rFonts w:ascii="Verdana" w:hAnsi="Verdana"/>
-          <w:i/>
-          <w:sz w:val="14"/>
-        </w:rPr>
-        <w:t>Note 59: Новые локальные названия шторма различной интенсивности следует добавлять в соответствии с необходимостью.</w:t>
-      </w:r>
-    </w:p>
-    <w:p>
-      <w:r>
-        <w:rPr>
-          <w:rFonts w:ascii="Verdana" w:hAnsi="Verdana"/>
-          <w:i/>
-          <w:sz w:val="14"/>
-        </w:rPr>
-        <w:t>Note 60: Ни одна из кодовых цифр не исключает добавления интерполированных уровней по усмотрению центра-поставщика</w:t>
-      </w:r>
-    </w:p>
-    <w:p>
-      <w:r>
-        <w:rPr>
-          <w:rFonts w:ascii="Verdana" w:hAnsi="Verdana"/>
-          <w:i/>
-          <w:sz w:val="14"/>
-        </w:rPr>
-        <w:t>Note 63: Явление, указанное в данной таблице флагов, означает любое явление, включая осадки и явления, ухудшающие видимость.</w:t>
-      </w:r>
-    </w:p>
-    <w:p>
-      <w:r>
-        <w:rPr>
-          <w:rFonts w:ascii="Verdana" w:hAnsi="Verdana"/>
-          <w:i/>
-          <w:sz w:val="14"/>
-        </w:rPr>
-        <w:t>Note 75: Определения в кодовых цифрах 0-2 и 4 применяются для обнаженной репрезентативной поверхности почвы, а цифры 3, 5-9 и 10-19 — к открытому репрезентативному району.</w:t>
-      </w:r>
-    </w:p>
-    <w:p>
-      <w:r>
-        <w:rPr>
-          <w:rFonts w:ascii="Verdana" w:hAnsi="Verdana"/>
-          <w:i/>
-          <w:sz w:val="14"/>
-        </w:rPr>
-        <w:t>Note 76: Эти величины относятся к хорошо сформированному ветровому волнению в открытом море. В то время как предпочтение следует отдавать описательным терминам, значения этих высот могут использоваться наблюдателем как руководство при передаче состояния поверхности моря, которое возникает в результате различных факторов, таких, как ветер, зыбь, течения, угол между направлением ветра и зыби и т. д.</w:t>
-      </w:r>
-    </w:p>
-    <w:p>
-      <w:r>
-        <w:rPr>
-          <w:rFonts w:ascii="Verdana" w:hAnsi="Verdana"/>
-          <w:i/>
-          <w:sz w:val="14"/>
-        </w:rPr>
-        <w:t>Note 78: Первые три цифры представляют собой код страны ИСО.</w:t>
-      </w:r>
-    </w:p>
-    <w:p>
-      <w:r>
-        <w:rPr>
-          <w:rFonts w:ascii="Verdana" w:hAnsi="Verdana"/>
-          <w:i/>
-          <w:sz w:val="14"/>
-        </w:rPr>
-        <w:t>Note 79: Последняя колонка в таблице содержит соответствующий номер регистрации Химической реферативной службы (CAS) Американского химического общества.</w:t>
-      </w:r>
-    </w:p>
-    <w:p>
-      <w:r>
-        <w:rPr>
-          <w:rFonts w:ascii="Verdana" w:hAnsi="Verdana"/>
-          <w:i/>
-          <w:sz w:val="14"/>
-        </w:rPr>
-        <w:t>Note 80: Средняя часть данной кодовой таблицы (кодовые цифры 100-199) включает термины на нескольких уровнях, которые могут быть использованы для простых и более сложных автоматических станций.</w:t>
-      </w:r>
-    </w:p>
-    <w:p>
-      <w:r>
-        <w:rPr>
-          <w:rFonts w:ascii="Verdana" w:hAnsi="Verdana"/>
-          <w:i/>
-          <w:sz w:val="14"/>
-        </w:rPr>
-        <w:t>Note 81: Номинальный диапазон влажности поверхности почвы — от 0 % до 100 %. В крайних случаях экстраполированное обратное рассеяние при угле наклона в 40 градусов может превышать исходный показатель для влажного обратного рассеяния. В этих случаях значение, полученное в результате процесса измерения влажности поверхности почвы, будет менее 0 % или более 100 %, соответственно.</w:t>
-      </w:r>
-    </w:p>
-    <w:p>
-      <w:r>
-        <w:rPr>
-          <w:rFonts w:ascii="Verdana" w:hAnsi="Verdana"/>
-          <w:i/>
-          <w:sz w:val="14"/>
-        </w:rPr>
-        <w:t>Note 84: Эти величины относятся к хорошо сформированному ветровому волнению в открытом море. В то время как предпочтение следует отдавать описательным терминам, значения этих высот могут использоваться наблюдателем как руководство при передаче состояния поверхности моря, которое возникает в результате различных факторов, таких, как ветер, зыбь, течения, угол между направлением ветра и зыби и т. д.</w:t>
-      </w:r>
-    </w:p>
-    <w:p>
-      <w:r>
-        <w:rPr>
-          <w:rFonts w:ascii="Verdana" w:hAnsi="Verdana"/>
-          <w:i/>
-          <w:sz w:val="14"/>
-        </w:rPr>
-        <w:t>Note 85: Данный дескриптор будет связан с данными по видимости или высоте облаков для указания того, что значение является граничным. Если передаваемое значение является истинным, то кодовая цифра равна нулю. Однако измерение может попасть в предел измерительной способности прибора. Если передаваемое значение больше, чем истинное значение, то кодовая цифра будет равна 1, если передаваемое значение меньше истинного значения, то кодовая цифра будет равна 2.</w:t>
-      </w:r>
-    </w:p>
-    <w:p>
-      <w:r>
-        <w:rPr>
-          <w:rFonts w:ascii="Verdana" w:hAnsi="Verdana"/>
-          <w:i/>
-          <w:sz w:val="14"/>
-        </w:rPr>
-        <w:t>Note 88: Значимость времени должна быть квалифицирована соответствующими периодами времени, которые следует указывать.</w:t>
-      </w:r>
-    </w:p>
-    <w:p>
-      <w:r>
-        <w:rPr>
-          <w:rFonts w:ascii="Verdana" w:hAnsi="Verdana"/>
-          <w:i/>
-          <w:sz w:val="14"/>
-        </w:rPr>
-        <w:t>Note 90: Тип прибора и единицы начальных измерений для измерения ветра (в м с-1 за исключением отдельных указаний).</w:t>
-      </w:r>
-    </w:p>
-    <w:p>
-      <w:r>
-        <w:rPr>
-          <w:rFonts w:ascii="Verdana" w:hAnsi="Verdana"/>
-          <w:i/>
-          <w:sz w:val="14"/>
-        </w:rPr>
-        <w:t>Note 94: Там, где первоначальный метод передачи указывается кодовой цифрой 1, в целях получения достоверных значений данных, соответствующих дескриптору 0 01 012, рекомендуется следующее преобразование: Передаваемое значение Значение данных 0 0 1 45 2 90 3 135 4 180 5 225 6 270 7 315 8 360 9 511</w:t>
-      </w:r>
-    </w:p>
-    <w:p>
-      <w:r>
-        <w:rPr>
-          <w:rFonts w:ascii="Verdana" w:hAnsi="Verdana"/>
-          <w:i/>
-          <w:sz w:val="14"/>
-        </w:rPr>
-        <w:t>Note 95: Там, где первоначальный метод передачи указывается кодовой цифрой 1, в целях получения точных значений данных, соответствующих дескриптору 0 01 013, рекомендуется следующее преобразование: Передаваемое значение Значение данных 0 0 1 1 2 4 3 7 4 9 5 12 6 14 7 17 8 19 9 21 / 1023</w:t>
-      </w:r>
-    </w:p>
-    <w:p>
-      <w:r>
-        <w:rPr>
-          <w:rFonts w:ascii="Verdana" w:hAnsi="Verdana"/>
-          <w:i/>
-          <w:sz w:val="14"/>
-        </w:rPr>
-        <w:t>Note 22: Битовые флаги показывают элементы, включенные при обработке данных зондирования.</w:t>
-      </w:r>
-    </w:p>
     <w:sectPr>
       <w:pgSz w:w="16838" w:h="11906" w:orient="landscape"/>
       <w:pgMar w:top="850" w:right="850" w:bottom="850" w:left="850" w:header="720" w:footer="720" w:gutter="0"/>
